--- a/Memoria.docx
+++ b/Memoria.docx
@@ -227,7 +227,7 @@
                         <a:effectLst/>
                         <a:extLst>
                           <a:ext uri="{C572A759-6A51-4108-AA02-DFA0A04FC94B}">
-                            <ma14:wrappingTextBoxFlag xmlns:ma14="http://schemas.microsoft.com/office/mac/drawingml/2011/main" xmlns:w="http://schemas.openxmlformats.org/wordprocessingml/2006/main" xmlns:w10="urn:schemas-microsoft-com:office:word" xmlns:v="urn:schemas-microsoft-com:vml" xmlns:o="urn:schemas-microsoft-com:office:office" xmlns:mv="urn:schemas-microsoft-com:mac:vml" xmlns:mo="http://schemas.microsoft.com/office/mac/office/2008/main" xmlns=""/>
+                            <ma14:wrappingTextBoxFlag xmlns="" xmlns:mo="http://schemas.microsoft.com/office/mac/office/2008/main" xmlns:mv="urn:schemas-microsoft-com:mac:vml" xmlns:o="urn:schemas-microsoft-com:office:office" xmlns:v="urn:schemas-microsoft-com:vml" xmlns:w10="urn:schemas-microsoft-com:office:word" xmlns:w="http://schemas.openxmlformats.org/wordprocessingml/2006/main" xmlns:ma14="http://schemas.microsoft.com/office/mac/drawingml/2011/main"/>
                           </a:ext>
                         </a:extLst>
                       </wps:spPr>
@@ -8071,7 +8071,25 @@
             <w:sz w:val="24"/>
             <w:szCs w:val="24"/>
           </w:rPr>
-          <w:t>Motorcycle</w:t>
+          <w:t>M</w:t>
+        </w:r>
+        <w:r>
+          <w:rPr>
+            <w:rStyle w:val="Hipervnculo"/>
+            <w:rFonts w:ascii="Trebuchet MS" w:hAnsi="Trebuchet MS"/>
+            <w:sz w:val="24"/>
+            <w:szCs w:val="24"/>
+          </w:rPr>
+          <w:t>o</w:t>
+        </w:r>
+        <w:r>
+          <w:rPr>
+            <w:rStyle w:val="Hipervnculo"/>
+            <w:rFonts w:ascii="Trebuchet MS" w:hAnsi="Trebuchet MS"/>
+            <w:sz w:val="24"/>
+            <w:szCs w:val="24"/>
+          </w:rPr>
+          <w:t>torcycle</w:t>
         </w:r>
         <w:proofErr w:type="spellEnd"/>
         <w:r>
@@ -18927,7 +18945,6 @@
           <w:iCs/>
           <w:sz w:val="24"/>
           <w:szCs w:val="24"/>
-          <w:u w:val="single"/>
         </w:rPr>
         <w:t>Groq</w:t>
       </w:r>
@@ -18941,7 +18958,6 @@
           <w:iCs/>
           <w:sz w:val="24"/>
           <w:szCs w:val="24"/>
-          <w:u w:val="single"/>
         </w:rPr>
         <w:t>:</w:t>
       </w:r>
